--- a/Lab3/report/ЛР3-Игнатьев-Улановский.docx
+++ b/Lab3/report/ЛР3-Игнатьев-Улановский.docx
@@ -1021,7 +1021,7 @@
           <w:r>
             <w:fldChar w:fldCharType="separate"/>
           </w:r>
-          <w:hyperlink w:anchor="_Toc229005034" w:history="1">
+          <w:hyperlink w:anchor="_Toc229015472" w:history="1">
             <w:r>
               <w:rPr>
                 <w:rStyle w:val="aff2"/>
@@ -1059,7 +1059,7 @@
               <w:rPr>
                 <w:webHidden/>
               </w:rPr>
-              <w:instrText xml:space="preserve"> PAGEREF _Toc229005034 \h </w:instrText>
+              <w:instrText xml:space="preserve"> PAGEREF _Toc229015472 \h </w:instrText>
             </w:r>
             <w:r>
               <w:rPr>
@@ -1096,7 +1096,7 @@
               <w:szCs w:val="22"/>
             </w:rPr>
           </w:pPr>
-          <w:hyperlink w:anchor="_Toc229005035" w:history="1">
+          <w:hyperlink w:anchor="_Toc229015473" w:history="1">
             <w:r>
               <w:rPr>
                 <w:rStyle w:val="aff2"/>
@@ -1134,7 +1134,7 @@
               <w:rPr>
                 <w:webHidden/>
               </w:rPr>
-              <w:instrText xml:space="preserve"> PAGEREF _Toc229005035 \h </w:instrText>
+              <w:instrText xml:space="preserve"> PAGEREF _Toc229015473 \h </w:instrText>
             </w:r>
             <w:r>
               <w:rPr>
@@ -1171,7 +1171,7 @@
               <w:szCs w:val="22"/>
             </w:rPr>
           </w:pPr>
-          <w:hyperlink w:anchor="_Toc229005036" w:history="1">
+          <w:hyperlink w:anchor="_Toc229015474" w:history="1">
             <w:r>
               <w:rPr>
                 <w:rStyle w:val="aff2"/>
@@ -1214,7 +1214,7 @@
                 <w:noProof/>
                 <w:webHidden/>
               </w:rPr>
-              <w:instrText xml:space="preserve"> PAGEREF _Toc229005036 \h </w:instrText>
+              <w:instrText xml:space="preserve"> PAGEREF _Toc229015474 \h </w:instrText>
             </w:r>
             <w:r>
               <w:rPr>
@@ -1255,7 +1255,7 @@
               <w:szCs w:val="22"/>
             </w:rPr>
           </w:pPr>
-          <w:hyperlink w:anchor="_Toc229005037" w:history="1">
+          <w:hyperlink w:anchor="_Toc229015475" w:history="1">
             <w:r>
               <w:rPr>
                 <w:rStyle w:val="aff2"/>
@@ -1298,7 +1298,7 @@
                 <w:noProof/>
                 <w:webHidden/>
               </w:rPr>
-              <w:instrText xml:space="preserve"> PAGEREF _Toc229005037 \h </w:instrText>
+              <w:instrText xml:space="preserve"> PAGEREF _Toc229015475 \h </w:instrText>
             </w:r>
             <w:r>
               <w:rPr>
@@ -1339,7 +1339,7 @@
               <w:szCs w:val="22"/>
             </w:rPr>
           </w:pPr>
-          <w:hyperlink w:anchor="_Toc229005038" w:history="1">
+          <w:hyperlink w:anchor="_Toc229015476" w:history="1">
             <w:r>
               <w:rPr>
                 <w:rStyle w:val="aff2"/>
@@ -1382,7 +1382,7 @@
                 <w:noProof/>
                 <w:webHidden/>
               </w:rPr>
-              <w:instrText xml:space="preserve"> PAGEREF _Toc229005038 \h </w:instrText>
+              <w:instrText xml:space="preserve"> PAGEREF _Toc229015476 \h </w:instrText>
             </w:r>
             <w:r>
               <w:rPr>
@@ -1423,7 +1423,7 @@
               <w:szCs w:val="22"/>
             </w:rPr>
           </w:pPr>
-          <w:hyperlink w:anchor="_Toc229005039" w:history="1">
+          <w:hyperlink w:anchor="_Toc229015477" w:history="1">
             <w:r>
               <w:rPr>
                 <w:rStyle w:val="aff2"/>
@@ -1466,7 +1466,7 @@
                 <w:noProof/>
                 <w:webHidden/>
               </w:rPr>
-              <w:instrText xml:space="preserve"> PAGEREF _Toc229005039 \h </w:instrText>
+              <w:instrText xml:space="preserve"> PAGEREF _Toc229015477 \h </w:instrText>
             </w:r>
             <w:r>
               <w:rPr>
@@ -1507,7 +1507,7 @@
               <w:szCs w:val="22"/>
             </w:rPr>
           </w:pPr>
-          <w:hyperlink w:anchor="_Toc229005040" w:history="1">
+          <w:hyperlink w:anchor="_Toc229015478" w:history="1">
             <w:r>
               <w:rPr>
                 <w:rStyle w:val="aff2"/>
@@ -1550,7 +1550,7 @@
                 <w:noProof/>
                 <w:webHidden/>
               </w:rPr>
-              <w:instrText xml:space="preserve"> PAGEREF _Toc229005040 \h </w:instrText>
+              <w:instrText xml:space="preserve"> PAGEREF _Toc229015478 \h </w:instrText>
             </w:r>
             <w:r>
               <w:rPr>
@@ -1591,7 +1591,7 @@
               <w:szCs w:val="22"/>
             </w:rPr>
           </w:pPr>
-          <w:hyperlink w:anchor="_Toc229005041" w:history="1">
+          <w:hyperlink w:anchor="_Toc229015479" w:history="1">
             <w:r>
               <w:rPr>
                 <w:rStyle w:val="aff2"/>
@@ -1629,7 +1629,7 @@
               <w:rPr>
                 <w:webHidden/>
               </w:rPr>
-              <w:instrText xml:space="preserve"> PAGEREF _Toc229005041 \h </w:instrText>
+              <w:instrText xml:space="preserve"> PAGEREF _Toc229015479 \h </w:instrText>
             </w:r>
             <w:r>
               <w:rPr>
@@ -1666,7 +1666,7 @@
               <w:szCs w:val="22"/>
             </w:rPr>
           </w:pPr>
-          <w:hyperlink w:anchor="_Toc229005042" w:history="1">
+          <w:hyperlink w:anchor="_Toc229015480" w:history="1">
             <w:r>
               <w:rPr>
                 <w:rStyle w:val="aff2"/>
@@ -1709,7 +1709,7 @@
                 <w:noProof/>
                 <w:webHidden/>
               </w:rPr>
-              <w:instrText xml:space="preserve"> PAGEREF _Toc229005042 \h </w:instrText>
+              <w:instrText xml:space="preserve"> PAGEREF _Toc229015480 \h </w:instrText>
             </w:r>
             <w:r>
               <w:rPr>
@@ -1750,7 +1750,7 @@
               <w:szCs w:val="22"/>
             </w:rPr>
           </w:pPr>
-          <w:hyperlink w:anchor="_Toc229005043" w:history="1">
+          <w:hyperlink w:anchor="_Toc229015481" w:history="1">
             <w:r>
               <w:rPr>
                 <w:rStyle w:val="aff2"/>
@@ -1793,7 +1793,7 @@
                 <w:noProof/>
                 <w:webHidden/>
               </w:rPr>
-              <w:instrText xml:space="preserve"> PAGEREF _Toc229005043 \h </w:instrText>
+              <w:instrText xml:space="preserve"> PAGEREF _Toc229015481 \h </w:instrText>
             </w:r>
             <w:r>
               <w:rPr>
@@ -1813,7 +1813,7 @@
                 <w:noProof/>
                 <w:webHidden/>
               </w:rPr>
-              <w:t>11</w:t>
+              <w:t>12</w:t>
             </w:r>
             <w:r>
               <w:rPr>
@@ -1834,7 +1834,7 @@
               <w:szCs w:val="22"/>
             </w:rPr>
           </w:pPr>
-          <w:hyperlink w:anchor="_Toc229005044" w:history="1">
+          <w:hyperlink w:anchor="_Toc229015482" w:history="1">
             <w:r>
               <w:rPr>
                 <w:rStyle w:val="aff2"/>
@@ -1877,7 +1877,7 @@
                 <w:noProof/>
                 <w:webHidden/>
               </w:rPr>
-              <w:instrText xml:space="preserve"> PAGEREF _Toc229005044 \h </w:instrText>
+              <w:instrText xml:space="preserve"> PAGEREF _Toc229015482 \h </w:instrText>
             </w:r>
             <w:r>
               <w:rPr>
@@ -1897,7 +1897,7 @@
                 <w:noProof/>
                 <w:webHidden/>
               </w:rPr>
-              <w:t>12</w:t>
+              <w:t>13</w:t>
             </w:r>
             <w:r>
               <w:rPr>
@@ -1918,7 +1918,7 @@
               <w:szCs w:val="22"/>
             </w:rPr>
           </w:pPr>
-          <w:hyperlink w:anchor="_Toc229005045" w:history="1">
+          <w:hyperlink w:anchor="_Toc229015483" w:history="1">
             <w:r>
               <w:rPr>
                 <w:rStyle w:val="aff2"/>
@@ -1940,7 +1940,7 @@
                 <w:rStyle w:val="aff2"/>
                 <w:noProof/>
               </w:rPr>
-              <w:t>Код реализации на SQL</w:t>
+              <w:t>Подготовка и разведка SQLi-стенда</w:t>
             </w:r>
             <w:r>
               <w:rPr>
@@ -1961,7 +1961,7 @@
                 <w:noProof/>
                 <w:webHidden/>
               </w:rPr>
-              <w:instrText xml:space="preserve"> PAGEREF _Toc229005045 \h </w:instrText>
+              <w:instrText xml:space="preserve"> PAGEREF _Toc229015483 \h </w:instrText>
             </w:r>
             <w:r>
               <w:rPr>
@@ -1981,7 +1981,7 @@
                 <w:noProof/>
                 <w:webHidden/>
               </w:rPr>
-              <w:t>13</w:t>
+              <w:t>15</w:t>
             </w:r>
             <w:r>
               <w:rPr>
@@ -2002,7 +2002,7 @@
               <w:szCs w:val="22"/>
             </w:rPr>
           </w:pPr>
-          <w:hyperlink w:anchor="_Toc229005046" w:history="1">
+          <w:hyperlink w:anchor="_Toc229015484" w:history="1">
             <w:r>
               <w:rPr>
                 <w:rStyle w:val="aff2"/>
@@ -2024,7 +2024,7 @@
                 <w:rStyle w:val="aff2"/>
                 <w:noProof/>
               </w:rPr>
-              <w:t>Проверка разграничения доступа</w:t>
+              <w:t>SQLi в ручке авторизации /api/login</w:t>
             </w:r>
             <w:r>
               <w:rPr>
@@ -2045,7 +2045,7 @@
                 <w:noProof/>
                 <w:webHidden/>
               </w:rPr>
-              <w:instrText xml:space="preserve"> PAGEREF _Toc229005046 \h </w:instrText>
+              <w:instrText xml:space="preserve"> PAGEREF _Toc229015484 \h </w:instrText>
             </w:r>
             <w:r>
               <w:rPr>
@@ -2065,7 +2065,7 @@
                 <w:noProof/>
                 <w:webHidden/>
               </w:rPr>
-              <w:t>18</w:t>
+              <w:t>17</w:t>
             </w:r>
             <w:r>
               <w:rPr>
@@ -2086,7 +2086,7 @@
               <w:szCs w:val="22"/>
             </w:rPr>
           </w:pPr>
-          <w:hyperlink w:anchor="_Toc229005047" w:history="1">
+          <w:hyperlink w:anchor="_Toc229015485" w:history="1">
             <w:r>
               <w:rPr>
                 <w:rStyle w:val="aff2"/>
@@ -2108,7 +2108,7 @@
                 <w:rStyle w:val="aff2"/>
                 <w:noProof/>
               </w:rPr>
-              <w:t>Итоговая матрица доступа</w:t>
+              <w:t>Извлечение структуры БД, флагов и сведений о PostgreSQL</w:t>
             </w:r>
             <w:r>
               <w:rPr>
@@ -2129,7 +2129,7 @@
                 <w:noProof/>
                 <w:webHidden/>
               </w:rPr>
-              <w:instrText xml:space="preserve"> PAGEREF _Toc229005047 \h </w:instrText>
+              <w:instrText xml:space="preserve"> PAGEREF _Toc229015485 \h </w:instrText>
             </w:r>
             <w:r>
               <w:rPr>
@@ -2149,7 +2149,175 @@
                 <w:noProof/>
                 <w:webHidden/>
               </w:rPr>
+              <w:t>18</w:t>
+            </w:r>
+            <w:r>
+              <w:rPr>
+                <w:noProof/>
+                <w:webHidden/>
+              </w:rPr>
+              <w:fldChar w:fldCharType="end"/>
+            </w:r>
+          </w:hyperlink>
+        </w:p>
+        <w:p>
+          <w:pPr>
+            <w:pStyle w:val="24"/>
+            <w:rPr>
+              <w:rFonts w:asciiTheme="minorHAnsi" w:hAnsiTheme="minorHAnsi"/>
+              <w:noProof/>
+              <w:sz w:val="22"/>
+              <w:szCs w:val="22"/>
+            </w:rPr>
+          </w:pPr>
+          <w:hyperlink w:anchor="_Toc229015486" w:history="1">
+            <w:r>
+              <w:rPr>
+                <w:rStyle w:val="aff2"/>
+                <w:noProof/>
+              </w:rPr>
+              <w:t>3.7</w:t>
+            </w:r>
+            <w:r>
+              <w:rPr>
+                <w:rFonts w:asciiTheme="minorHAnsi" w:hAnsiTheme="minorHAnsi"/>
+                <w:noProof/>
+                <w:sz w:val="22"/>
+                <w:szCs w:val="22"/>
+              </w:rPr>
+              <w:tab/>
+            </w:r>
+            <w:r>
+              <w:rPr>
+                <w:rStyle w:val="aff2"/>
+                <w:noProof/>
+              </w:rPr>
+              <w:t>Проверка дополнительных параметров на SQL-инъекции</w:t>
+            </w:r>
+            <w:r>
+              <w:rPr>
+                <w:noProof/>
+                <w:webHidden/>
+              </w:rPr>
+              <w:tab/>
+            </w:r>
+            <w:r>
+              <w:rPr>
+                <w:noProof/>
+                <w:webHidden/>
+              </w:rPr>
+              <w:fldChar w:fldCharType="begin"/>
+            </w:r>
+            <w:r>
+              <w:rPr>
+                <w:noProof/>
+                <w:webHidden/>
+              </w:rPr>
+              <w:instrText xml:space="preserve"> PAGEREF _Toc229015486 \h </w:instrText>
+            </w:r>
+            <w:r>
+              <w:rPr>
+                <w:noProof/>
+                <w:webHidden/>
+              </w:rPr>
+            </w:r>
+            <w:r>
+              <w:rPr>
+                <w:noProof/>
+                <w:webHidden/>
+              </w:rPr>
+              <w:fldChar w:fldCharType="separate"/>
+            </w:r>
+            <w:r>
+              <w:rPr>
+                <w:noProof/>
+                <w:webHidden/>
+              </w:rPr>
               <w:t>22</w:t>
+            </w:r>
+            <w:r>
+              <w:rPr>
+                <w:noProof/>
+                <w:webHidden/>
+              </w:rPr>
+              <w:fldChar w:fldCharType="end"/>
+            </w:r>
+          </w:hyperlink>
+        </w:p>
+        <w:p>
+          <w:pPr>
+            <w:pStyle w:val="24"/>
+            <w:rPr>
+              <w:rFonts w:asciiTheme="minorHAnsi" w:hAnsiTheme="minorHAnsi"/>
+              <w:noProof/>
+              <w:sz w:val="22"/>
+              <w:szCs w:val="22"/>
+            </w:rPr>
+          </w:pPr>
+          <w:hyperlink w:anchor="_Toc229015487" w:history="1">
+            <w:r>
+              <w:rPr>
+                <w:rStyle w:val="aff2"/>
+                <w:noProof/>
+              </w:rPr>
+              <w:t>3.8</w:t>
+            </w:r>
+            <w:r>
+              <w:rPr>
+                <w:rFonts w:asciiTheme="minorHAnsi" w:hAnsiTheme="minorHAnsi"/>
+                <w:noProof/>
+                <w:sz w:val="22"/>
+                <w:szCs w:val="22"/>
+              </w:rPr>
+              <w:tab/>
+            </w:r>
+            <w:r>
+              <w:rPr>
+                <w:rStyle w:val="aff2"/>
+                <w:noProof/>
+              </w:rPr>
+              <w:t>Меры защиты от обнаруженных уязвимостей</w:t>
+            </w:r>
+            <w:r>
+              <w:rPr>
+                <w:noProof/>
+                <w:webHidden/>
+              </w:rPr>
+              <w:tab/>
+            </w:r>
+            <w:r>
+              <w:rPr>
+                <w:noProof/>
+                <w:webHidden/>
+              </w:rPr>
+              <w:fldChar w:fldCharType="begin"/>
+            </w:r>
+            <w:r>
+              <w:rPr>
+                <w:noProof/>
+                <w:webHidden/>
+              </w:rPr>
+              <w:instrText xml:space="preserve"> PAGEREF _Toc229015487 \h </w:instrText>
+            </w:r>
+            <w:r>
+              <w:rPr>
+                <w:noProof/>
+                <w:webHidden/>
+              </w:rPr>
+            </w:r>
+            <w:r>
+              <w:rPr>
+                <w:noProof/>
+                <w:webHidden/>
+              </w:rPr>
+              <w:fldChar w:fldCharType="separate"/>
+            </w:r>
+            <w:r>
+              <w:rPr>
+                <w:noProof/>
+                <w:webHidden/>
+              </w:rPr>
+              <w:t>25</w:t>
             </w:r>
             <w:r>
               <w:rPr>
@@ -2170,7 +2338,7 @@
               <w:szCs w:val="22"/>
             </w:rPr>
           </w:pPr>
-          <w:hyperlink w:anchor="_Toc229005048" w:history="1">
+          <w:hyperlink w:anchor="_Toc229015488" w:history="1">
             <w:r>
               <w:rPr>
                 <w:rStyle w:val="aff2"/>
@@ -2208,7 +2376,7 @@
               <w:rPr>
                 <w:webHidden/>
               </w:rPr>
-              <w:instrText xml:space="preserve"> PAGEREF _Toc229005048 \h </w:instrText>
+              <w:instrText xml:space="preserve"> PAGEREF _Toc229015488 \h </w:instrText>
             </w:r>
             <w:r>
               <w:rPr>
@@ -2225,7 +2393,7 @@
               <w:rPr>
                 <w:webHidden/>
               </w:rPr>
-              <w:t>24</w:t>
+              <w:t>27</w:t>
             </w:r>
             <w:r>
               <w:rPr>
@@ -2245,7 +2413,7 @@
               <w:szCs w:val="22"/>
             </w:rPr>
           </w:pPr>
-          <w:hyperlink w:anchor="_Toc229005049" w:history="1">
+          <w:hyperlink w:anchor="_Toc229015489" w:history="1">
             <w:r>
               <w:rPr>
                 <w:rStyle w:val="aff2"/>
@@ -2288,7 +2456,7 @@
                 <w:noProof/>
                 <w:webHidden/>
               </w:rPr>
-              <w:instrText xml:space="preserve"> PAGEREF _Toc229005049 \h </w:instrText>
+              <w:instrText xml:space="preserve"> PAGEREF _Toc229015489 \h </w:instrText>
             </w:r>
             <w:r>
               <w:rPr>
@@ -2308,7 +2476,7 @@
                 <w:noProof/>
                 <w:webHidden/>
               </w:rPr>
-              <w:t>24</w:t>
+              <w:t>27</w:t>
             </w:r>
             <w:r>
               <w:rPr>
@@ -2329,7 +2497,7 @@
               <w:szCs w:val="22"/>
             </w:rPr>
           </w:pPr>
-          <w:hyperlink w:anchor="_Toc229005050" w:history="1">
+          <w:hyperlink w:anchor="_Toc229015490" w:history="1">
             <w:r>
               <w:rPr>
                 <w:rStyle w:val="aff2"/>
@@ -2372,7 +2540,7 @@
                 <w:noProof/>
                 <w:webHidden/>
               </w:rPr>
-              <w:instrText xml:space="preserve"> PAGEREF _Toc229005050 \h </w:instrText>
+              <w:instrText xml:space="preserve"> PAGEREF _Toc229015490 \h </w:instrText>
             </w:r>
             <w:r>
               <w:rPr>
@@ -2392,7 +2560,7 @@
                 <w:noProof/>
                 <w:webHidden/>
               </w:rPr>
-              <w:t>24</w:t>
+              <w:t>27</w:t>
             </w:r>
             <w:r>
               <w:rPr>
@@ -2413,7 +2581,7 @@
               <w:szCs w:val="22"/>
             </w:rPr>
           </w:pPr>
-          <w:hyperlink w:anchor="_Toc229005051" w:history="1">
+          <w:hyperlink w:anchor="_Toc229015491" w:history="1">
             <w:r>
               <w:rPr>
                 <w:rStyle w:val="aff2"/>
@@ -2456,7 +2624,7 @@
                 <w:noProof/>
                 <w:webHidden/>
               </w:rPr>
-              <w:instrText xml:space="preserve"> PAGEREF _Toc229005051 \h </w:instrText>
+              <w:instrText xml:space="preserve"> PAGEREF _Toc229015491 \h </w:instrText>
             </w:r>
             <w:r>
               <w:rPr>
@@ -2476,7 +2644,7 @@
                 <w:noProof/>
                 <w:webHidden/>
               </w:rPr>
-              <w:t>24</w:t>
+              <w:t>28</w:t>
             </w:r>
             <w:r>
               <w:rPr>
@@ -2497,7 +2665,7 @@
               <w:szCs w:val="22"/>
             </w:rPr>
           </w:pPr>
-          <w:hyperlink w:anchor="_Toc229005052" w:history="1">
+          <w:hyperlink w:anchor="_Toc229015492" w:history="1">
             <w:r>
               <w:rPr>
                 <w:rStyle w:val="aff2"/>
@@ -2540,7 +2708,7 @@
                 <w:noProof/>
                 <w:webHidden/>
               </w:rPr>
-              <w:instrText xml:space="preserve"> PAGEREF _Toc229005052 \h </w:instrText>
+              <w:instrText xml:space="preserve"> PAGEREF _Toc229015492 \h </w:instrText>
             </w:r>
             <w:r>
               <w:rPr>
@@ -2560,7 +2728,7 @@
                 <w:noProof/>
                 <w:webHidden/>
               </w:rPr>
-              <w:t>24</w:t>
+              <w:t>28</w:t>
             </w:r>
             <w:r>
               <w:rPr>
@@ -2581,7 +2749,7 @@
               <w:szCs w:val="22"/>
             </w:rPr>
           </w:pPr>
-          <w:hyperlink w:anchor="_Toc229005053" w:history="1">
+          <w:hyperlink w:anchor="_Toc229015493" w:history="1">
             <w:r>
               <w:rPr>
                 <w:rStyle w:val="aff2"/>
@@ -2624,7 +2792,7 @@
                 <w:noProof/>
                 <w:webHidden/>
               </w:rPr>
-              <w:instrText xml:space="preserve"> PAGEREF _Toc229005053 \h </w:instrText>
+              <w:instrText xml:space="preserve"> PAGEREF _Toc229015493 \h </w:instrText>
             </w:r>
             <w:r>
               <w:rPr>
@@ -2644,7 +2812,7 @@
                 <w:noProof/>
                 <w:webHidden/>
               </w:rPr>
-              <w:t>24</w:t>
+              <w:t>28</w:t>
             </w:r>
             <w:r>
               <w:rPr>
@@ -2665,7 +2833,7 @@
               <w:szCs w:val="22"/>
             </w:rPr>
           </w:pPr>
-          <w:hyperlink w:anchor="_Toc229005054" w:history="1">
+          <w:hyperlink w:anchor="_Toc229015494" w:history="1">
             <w:r>
               <w:rPr>
                 <w:rStyle w:val="aff2"/>
@@ -2708,7 +2876,7 @@
                 <w:noProof/>
                 <w:webHidden/>
               </w:rPr>
-              <w:instrText xml:space="preserve"> PAGEREF _Toc229005054 \h </w:instrText>
+              <w:instrText xml:space="preserve"> PAGEREF _Toc229015494 \h </w:instrText>
             </w:r>
             <w:r>
               <w:rPr>
@@ -2728,7 +2896,7 @@
                 <w:noProof/>
                 <w:webHidden/>
               </w:rPr>
-              <w:t>25</w:t>
+              <w:t>28</w:t>
             </w:r>
             <w:r>
               <w:rPr>
@@ -2749,7 +2917,7 @@
               <w:szCs w:val="22"/>
             </w:rPr>
           </w:pPr>
-          <w:hyperlink w:anchor="_Toc229005055" w:history="1">
+          <w:hyperlink w:anchor="_Toc229015495" w:history="1">
             <w:r>
               <w:rPr>
                 <w:rStyle w:val="aff2"/>
@@ -2792,7 +2960,7 @@
                 <w:noProof/>
                 <w:webHidden/>
               </w:rPr>
-              <w:instrText xml:space="preserve"> PAGEREF _Toc229005055 \h </w:instrText>
+              <w:instrText xml:space="preserve"> PAGEREF _Toc229015495 \h </w:instrText>
             </w:r>
             <w:r>
               <w:rPr>
@@ -2812,7 +2980,7 @@
                 <w:noProof/>
                 <w:webHidden/>
               </w:rPr>
-              <w:t>25</w:t>
+              <w:t>29</w:t>
             </w:r>
             <w:r>
               <w:rPr>
@@ -2833,7 +3001,7 @@
               <w:szCs w:val="22"/>
             </w:rPr>
           </w:pPr>
-          <w:hyperlink w:anchor="_Toc229005056" w:history="1">
+          <w:hyperlink w:anchor="_Toc229015496" w:history="1">
             <w:r>
               <w:rPr>
                 <w:rStyle w:val="aff2"/>
@@ -2876,7 +3044,7 @@
                 <w:noProof/>
                 <w:webHidden/>
               </w:rPr>
-              <w:instrText xml:space="preserve"> PAGEREF _Toc229005056 \h </w:instrText>
+              <w:instrText xml:space="preserve"> PAGEREF _Toc229015496 \h </w:instrText>
             </w:r>
             <w:r>
               <w:rPr>
@@ -2896,7 +3064,7 @@
                 <w:noProof/>
                 <w:webHidden/>
               </w:rPr>
-              <w:t>25</w:t>
+              <w:t>29</w:t>
             </w:r>
             <w:r>
               <w:rPr>
@@ -2917,7 +3085,7 @@
               <w:szCs w:val="22"/>
             </w:rPr>
           </w:pPr>
-          <w:hyperlink w:anchor="_Toc229005057" w:history="1">
+          <w:hyperlink w:anchor="_Toc229015497" w:history="1">
             <w:r>
               <w:rPr>
                 <w:rStyle w:val="aff2"/>
@@ -2960,7 +3128,7 @@
                 <w:noProof/>
                 <w:webHidden/>
               </w:rPr>
-              <w:instrText xml:space="preserve"> PAGEREF _Toc229005057 \h </w:instrText>
+              <w:instrText xml:space="preserve"> PAGEREF _Toc229015497 \h </w:instrText>
             </w:r>
             <w:r>
               <w:rPr>
@@ -2980,7 +3148,7 @@
                 <w:noProof/>
                 <w:webHidden/>
               </w:rPr>
-              <w:t>25</w:t>
+              <w:t>29</w:t>
             </w:r>
             <w:r>
               <w:rPr>
@@ -3001,7 +3169,7 @@
               <w:szCs w:val="22"/>
             </w:rPr>
           </w:pPr>
-          <w:hyperlink w:anchor="_Toc229005058" w:history="1">
+          <w:hyperlink w:anchor="_Toc229015498" w:history="1">
             <w:r>
               <w:rPr>
                 <w:rStyle w:val="aff2"/>
@@ -3044,7 +3212,7 @@
                 <w:noProof/>
                 <w:webHidden/>
               </w:rPr>
-              <w:instrText xml:space="preserve"> PAGEREF _Toc229005058 \h </w:instrText>
+              <w:instrText xml:space="preserve"> PAGEREF _Toc229015498 \h </w:instrText>
             </w:r>
             <w:r>
               <w:rPr>
@@ -3064,7 +3232,7 @@
                 <w:noProof/>
                 <w:webHidden/>
               </w:rPr>
-              <w:t>25</w:t>
+              <w:t>30</w:t>
             </w:r>
             <w:r>
               <w:rPr>
@@ -3085,7 +3253,7 @@
               <w:szCs w:val="22"/>
             </w:rPr>
           </w:pPr>
-          <w:hyperlink w:anchor="_Toc229005059" w:history="1">
+          <w:hyperlink w:anchor="_Toc229015499" w:history="1">
             <w:r>
               <w:rPr>
                 <w:rStyle w:val="aff2"/>
@@ -3128,7 +3296,7 @@
                 <w:noProof/>
                 <w:webHidden/>
               </w:rPr>
-              <w:instrText xml:space="preserve"> PAGEREF _Toc229005059 \h </w:instrText>
+              <w:instrText xml:space="preserve"> PAGEREF _Toc229015499 \h </w:instrText>
             </w:r>
             <w:r>
               <w:rPr>
@@ -3148,7 +3316,7 @@
                 <w:noProof/>
                 <w:webHidden/>
               </w:rPr>
-              <w:t>26</w:t>
+              <w:t>30</w:t>
             </w:r>
             <w:r>
               <w:rPr>
@@ -3169,7 +3337,7 @@
               <w:szCs w:val="22"/>
             </w:rPr>
           </w:pPr>
-          <w:hyperlink w:anchor="_Toc229005060" w:history="1">
+          <w:hyperlink w:anchor="_Toc229015500" w:history="1">
             <w:r>
               <w:rPr>
                 <w:rStyle w:val="aff2"/>
@@ -3212,7 +3380,7 @@
                 <w:noProof/>
                 <w:webHidden/>
               </w:rPr>
-              <w:instrText xml:space="preserve"> PAGEREF _Toc229005060 \h </w:instrText>
+              <w:instrText xml:space="preserve"> PAGEREF _Toc229015500 \h </w:instrText>
             </w:r>
             <w:r>
               <w:rPr>
@@ -3232,7 +3400,7 @@
                 <w:noProof/>
                 <w:webHidden/>
               </w:rPr>
-              <w:t>26</w:t>
+              <w:t>31</w:t>
             </w:r>
             <w:r>
               <w:rPr>
@@ -3253,7 +3421,7 @@
               <w:szCs w:val="22"/>
             </w:rPr>
           </w:pPr>
-          <w:hyperlink w:anchor="_Toc229005061" w:history="1">
+          <w:hyperlink w:anchor="_Toc229015501" w:history="1">
             <w:r>
               <w:rPr>
                 <w:rStyle w:val="aff2"/>
@@ -3296,7 +3464,7 @@
                 <w:noProof/>
                 <w:webHidden/>
               </w:rPr>
-              <w:instrText xml:space="preserve"> PAGEREF _Toc229005061 \h </w:instrText>
+              <w:instrText xml:space="preserve"> PAGEREF _Toc229015501 \h </w:instrText>
             </w:r>
             <w:r>
               <w:rPr>
@@ -3316,7 +3484,7 @@
                 <w:noProof/>
                 <w:webHidden/>
               </w:rPr>
-              <w:t>26</w:t>
+              <w:t>31</w:t>
             </w:r>
             <w:r>
               <w:rPr>
@@ -3337,7 +3505,7 @@
               <w:szCs w:val="22"/>
             </w:rPr>
           </w:pPr>
-          <w:hyperlink w:anchor="_Toc229005062" w:history="1">
+          <w:hyperlink w:anchor="_Toc229015502" w:history="1">
             <w:r>
               <w:rPr>
                 <w:rStyle w:val="aff2"/>
@@ -3375,7 +3543,7 @@
               <w:rPr>
                 <w:webHidden/>
               </w:rPr>
-              <w:instrText xml:space="preserve"> PAGEREF _Toc229005062 \h </w:instrText>
+              <w:instrText xml:space="preserve"> PAGEREF _Toc229015502 \h </w:instrText>
             </w:r>
             <w:r>
               <w:rPr>
@@ -3392,7 +3560,7 @@
               <w:rPr>
                 <w:webHidden/>
               </w:rPr>
-              <w:t>27</w:t>
+              <w:t>32</w:t>
             </w:r>
             <w:r>
               <w:rPr>
@@ -3412,7 +3580,7 @@
               <w:szCs w:val="22"/>
             </w:rPr>
           </w:pPr>
-          <w:hyperlink w:anchor="_Toc229005063" w:history="1">
+          <w:hyperlink w:anchor="_Toc229015503" w:history="1">
             <w:r>
               <w:rPr>
                 <w:rStyle w:val="aff2"/>
@@ -3435,7 +3603,7 @@
               <w:rPr>
                 <w:webHidden/>
               </w:rPr>
-              <w:instrText xml:space="preserve"> PAGEREF _Toc229005063 \h </w:instrText>
+              <w:instrText xml:space="preserve"> PAGEREF _Toc229015503 \h </w:instrText>
             </w:r>
             <w:r>
               <w:rPr>
@@ -3452,7 +3620,7 @@
               <w:rPr>
                 <w:webHidden/>
               </w:rPr>
-              <w:t>28</w:t>
+              <w:t>34</w:t>
             </w:r>
             <w:r>
               <w:rPr>
@@ -3481,7 +3649,7 @@
         <w:ind w:firstLine="0"/>
         <w:jc w:val="center"/>
       </w:pPr>
-      <w:bookmarkStart w:id="0" w:name="_Toc229005034"/>
+      <w:bookmarkStart w:id="0" w:name="_Toc229015472"/>
       <w:r>
         <w:lastRenderedPageBreak/>
         <w:t>Формулировка задания</w:t>
@@ -3974,7 +4142,7 @@
         <w:ind w:firstLine="0"/>
         <w:jc w:val="center"/>
       </w:pPr>
-      <w:bookmarkStart w:id="1" w:name="_Toc229005035"/>
+      <w:bookmarkStart w:id="1" w:name="_Toc229015473"/>
       <w:r>
         <w:lastRenderedPageBreak/>
         <w:t>Теоретические сведения</w:t>
@@ -3985,7 +4153,7 @@
       <w:pPr>
         <w:pStyle w:val="21"/>
       </w:pPr>
-      <w:bookmarkStart w:id="2" w:name="_Toc229005036"/>
+      <w:bookmarkStart w:id="2" w:name="_Toc229015474"/>
       <w:r>
         <w:t>Манипулирование данными и особенности SQL</w:t>
       </w:r>
@@ -4096,7 +4264,14 @@
         <w:rPr>
           <w:rFonts w:eastAsia="Times New Roman"/>
         </w:rPr>
-        <w:t>*) используется для подсчета строк, COUNT(DISTINCT ...) — для подсчета различных значений, а HAVING позволяет фильтровать уже сгруппированные результаты. В отличие от WHERE, который применяется к отдельным строкам до группировки, HAVING применяется к результатам группировки. Поэтому условия вида “более одного документа” или “все операции из перечня” обычно выражаются именно через агрегаты и HAVING.</w:t>
+        <w:t xml:space="preserve">*) используется для подсчета строк, COUNT(DISTINCT ...) — для подсчета различных значений, а HAVING позволяет фильтровать уже сгруппированные результаты. В отличие от WHERE, который применяется к отдельным строкам до группировки, HAVING применяется к результатам группировки. Поэтому условия вида “более одного </w:t>
+      </w:r>
+      <w:r>
+        <w:rPr>
+          <w:rFonts w:eastAsia="Times New Roman"/>
+        </w:rPr>
+        <w:lastRenderedPageBreak/>
+        <w:t>документа” или “все операции из перечня” обычно выражаются именно через агрегаты и HAVING.</w:t>
       </w:r>
     </w:p>
     <w:p>
@@ -4113,7 +4288,7 @@
       <w:pPr>
         <w:pStyle w:val="21"/>
       </w:pPr>
-      <w:bookmarkStart w:id="3" w:name="_Toc229005037"/>
+      <w:bookmarkStart w:id="3" w:name="_Toc229015475"/>
       <w:r>
         <w:t>NULL и трехзначная логика SQL</w:t>
       </w:r>
@@ -4261,8 +4436,9 @@
       <w:pPr>
         <w:pStyle w:val="21"/>
       </w:pPr>
-      <w:bookmarkStart w:id="4" w:name="_Toc229005038"/>
-      <w:r>
+      <w:bookmarkStart w:id="4" w:name="_Toc229015476"/>
+      <w:r>
+        <w:lastRenderedPageBreak/>
         <w:t>Множественные операции и сложные запросы</w:t>
       </w:r>
       <w:bookmarkEnd w:id="4"/>
@@ -4434,8 +4610,9 @@
       <w:pPr>
         <w:pStyle w:val="21"/>
       </w:pPr>
-      <w:bookmarkStart w:id="5" w:name="_Toc229005039"/>
-      <w:r>
+      <w:bookmarkStart w:id="5" w:name="_Toc229015477"/>
+      <w:r>
+        <w:lastRenderedPageBreak/>
         <w:t>SQL-инъекции</w:t>
       </w:r>
       <w:bookmarkEnd w:id="5"/>
@@ -4728,7 +4905,7 @@
       <w:pPr>
         <w:pStyle w:val="21"/>
       </w:pPr>
-      <w:bookmarkStart w:id="6" w:name="_Toc229005040"/>
+      <w:bookmarkStart w:id="6" w:name="_Toc229015478"/>
       <w:r>
         <w:t>Защита от SQL-инъекций</w:t>
       </w:r>
@@ -4757,6 +4934,7 @@
         <w:rPr>
           <w:rFonts w:eastAsia="Times New Roman"/>
         </w:rPr>
+        <w:lastRenderedPageBreak/>
         <w:t>Например, небезопасный вариант строит запрос через f-</w:t>
       </w:r>
       <w:proofErr w:type="spellStart"/>
@@ -5051,8 +5229,9 @@
         <w:ind w:firstLine="0"/>
         <w:jc w:val="center"/>
       </w:pPr>
-      <w:bookmarkStart w:id="7" w:name="_Toc229005041"/>
-      <w:r>
+      <w:bookmarkStart w:id="7" w:name="_Toc229015479"/>
+      <w:r>
+        <w:lastRenderedPageBreak/>
         <w:t>Результаты работы</w:t>
       </w:r>
       <w:bookmarkEnd w:id="7"/>
@@ -5061,7 +5240,7 @@
       <w:pPr>
         <w:pStyle w:val="21"/>
       </w:pPr>
-      <w:bookmarkStart w:id="8" w:name="_Toc229005042"/>
+      <w:bookmarkStart w:id="8" w:name="_Toc229015480"/>
       <w:r>
         <w:t>Используемая среда и исходные данные</w:t>
       </w:r>
@@ -5794,7 +5973,7 @@
       <w:pPr>
         <w:pStyle w:val="21"/>
       </w:pPr>
-      <w:bookmarkStart w:id="9" w:name="_Toc229005043"/>
+      <w:bookmarkStart w:id="9" w:name="_Toc229015481"/>
       <w:r>
         <w:lastRenderedPageBreak/>
         <w:t>Реляционная схема первой части</w:t>
@@ -6730,7 +6909,7 @@
       <w:pPr>
         <w:pStyle w:val="21"/>
       </w:pPr>
-      <w:bookmarkStart w:id="10" w:name="_Toc229005044"/>
+      <w:bookmarkStart w:id="10" w:name="_Toc229015482"/>
       <w:r>
         <w:t>Реализация запросов первой части</w:t>
       </w:r>
@@ -6744,27 +6923,6 @@
     <w:p>
       <w:r>
         <w:t>Первый запрос предназначен для поиска ответственных сотрудников, которые отвечают более чем за один секретный документ заданной степени секретности. В качестве параметра была выбрана степень секретности «секретно».</w:t>
-      </w:r>
-    </w:p>
-    <w:p>
-      <w:r>
-        <w:t xml:space="preserve">Из матрицы следует, что основное разграничение доступа должно выполняться не только на уровне столбцов, но и на уровне строк. Поэтому для реализации были использованы </w:t>
-      </w:r>
-      <w:proofErr w:type="spellStart"/>
-      <w:r>
-        <w:t>столбцовые</w:t>
-      </w:r>
-      <w:proofErr w:type="spellEnd"/>
-      <w:r>
-        <w:t xml:space="preserve"> привилегии </w:t>
-      </w:r>
-      <w:proofErr w:type="spellStart"/>
-      <w:r>
-        <w:t>PostgreSQL</w:t>
-      </w:r>
-      <w:proofErr w:type="spellEnd"/>
-      <w:r>
-        <w:t xml:space="preserve"> и политики безопасности строк RLS.</w:t>
       </w:r>
     </w:p>
     <w:p>
@@ -6976,7 +7134,6 @@
         <w:pStyle w:val="ab"/>
       </w:pPr>
       <w:r>
-        <w:lastRenderedPageBreak/>
         <w:t>Таблица 5 – Результат запроса 1</w:t>
       </w:r>
     </w:p>
@@ -7084,6 +7241,7 @@
         <w:rPr>
           <w:rFonts w:eastAsia="Times New Roman"/>
         </w:rPr>
+        <w:lastRenderedPageBreak/>
         <w:t xml:space="preserve">В результате выполнения запроса был найден сотрудник </w:t>
       </w:r>
       <w:proofErr w:type="spellStart"/>
@@ -7698,7 +7856,6 @@
         </w:rPr>
       </w:pPr>
       <w:r>
-        <w:lastRenderedPageBreak/>
         <w:t xml:space="preserve">Листинг </w:t>
       </w:r>
       <w:r>
@@ -7791,6 +7948,7 @@
               <w:pStyle w:val="ac"/>
             </w:pPr>
             <w:r>
+              <w:lastRenderedPageBreak/>
               <w:t xml:space="preserve">    FROM </w:t>
             </w:r>
             <w:proofErr w:type="spellStart"/>
@@ -8447,38 +8605,43 @@
       <w:pPr>
         <w:pStyle w:val="21"/>
       </w:pPr>
+      <w:bookmarkStart w:id="11" w:name="_Toc229015483"/>
+      <w:r>
+        <w:t xml:space="preserve">Подготовка и разведка </w:t>
+      </w:r>
+      <w:proofErr w:type="spellStart"/>
+      <w:r>
+        <w:t>SQLi</w:t>
+      </w:r>
+      <w:proofErr w:type="spellEnd"/>
+      <w:r>
+        <w:t>-стенда</w:t>
+      </w:r>
+      <w:bookmarkEnd w:id="11"/>
+    </w:p>
+    <w:p>
+      <w:r>
+        <w:t xml:space="preserve">После завершения первой части был создан индивидуальный </w:t>
+      </w:r>
+      <w:proofErr w:type="spellStart"/>
+      <w:r>
+        <w:t>web</w:t>
+      </w:r>
+      <w:proofErr w:type="spellEnd"/>
+      <w:r>
+        <w:t xml:space="preserve">-стенд </w:t>
+      </w:r>
+      <w:proofErr w:type="spellStart"/>
+      <w:r>
+        <w:t>Cheerful</w:t>
+      </w:r>
+      <w:proofErr w:type="spellEnd"/>
+      <w:r>
+        <w:t xml:space="preserve">-Island. Сайт представлял собой магазин одежды с каталогом товаров, </w:t>
+      </w:r>
       <w:r>
         <w:lastRenderedPageBreak/>
-        <w:t xml:space="preserve">Подготовка и разведка </w:t>
-      </w:r>
-      <w:proofErr w:type="spellStart"/>
-      <w:r>
-        <w:t>SQLi</w:t>
-      </w:r>
-      <w:proofErr w:type="spellEnd"/>
-      <w:r>
-        <w:t>-стенда</w:t>
-      </w:r>
-    </w:p>
-    <w:p>
-      <w:r>
-        <w:t xml:space="preserve">После завершения первой части был создан индивидуальный </w:t>
-      </w:r>
-      <w:proofErr w:type="spellStart"/>
-      <w:r>
-        <w:t>web</w:t>
-      </w:r>
-      <w:proofErr w:type="spellEnd"/>
-      <w:r>
-        <w:t xml:space="preserve">-стенд </w:t>
-      </w:r>
-      <w:proofErr w:type="spellStart"/>
-      <w:r>
-        <w:t>Cheerful</w:t>
-      </w:r>
-      <w:proofErr w:type="spellEnd"/>
-      <w:r>
-        <w:t>-Island. Сайт представлял собой магазин одежды с каталогом товаров, категориями, формой входа, личным кабинетом, корзиной, избранным и отзывами. Основной URL стенда имел вид /</w:t>
+        <w:t>категориями, формой входа, личным кабинетом, корзиной, избранным и отзывами. Основной URL стенда имел вид /</w:t>
       </w:r>
       <w:proofErr w:type="spellStart"/>
       <w:r>
@@ -8934,7 +9097,6 @@
         <w:rPr>
           <w:noProof/>
         </w:rPr>
-        <w:lastRenderedPageBreak/>
         <w:drawing>
           <wp:inline distT="0" distB="0" distL="0" distR="0" wp14:anchorId="21A4810F" wp14:editId="3EF7CF2D">
             <wp:extent cx="5832000" cy="2950306"/>
@@ -8985,6 +9147,7 @@
         <w:rPr>
           <w:rFonts w:eastAsia="Times New Roman"/>
         </w:rPr>
+        <w:lastRenderedPageBreak/>
         <w:t xml:space="preserve">На первом этапе была выполнена пассивная разведка приложения через </w:t>
       </w:r>
       <w:proofErr w:type="spellStart"/>
@@ -9681,6 +9844,7 @@
       <w:pPr>
         <w:pStyle w:val="21"/>
       </w:pPr>
+      <w:bookmarkStart w:id="12" w:name="_Toc229015484"/>
       <w:proofErr w:type="spellStart"/>
       <w:r>
         <w:t>SQLi</w:t>
@@ -9701,6 +9865,7 @@
       <w:r>
         <w:t>login</w:t>
       </w:r>
+      <w:bookmarkEnd w:id="12"/>
       <w:proofErr w:type="spellEnd"/>
     </w:p>
     <w:p>
@@ -9858,15 +10023,7 @@
           <w:rFonts w:eastAsia="Times New Roman"/>
           <w:sz w:val="24"/>
         </w:rPr>
-        <w:t xml:space="preserve">: ' OR 1=1--. Такая строка меняет логику </w:t>
-      </w:r>
-      <w:r>
-        <w:rPr>
-          <w:rFonts w:eastAsia="Times New Roman"/>
-          <w:sz w:val="24"/>
-        </w:rPr>
-        <w:lastRenderedPageBreak/>
-        <w:t>исходного SQL-условия: условие OR 1=1 становится истинным, а комментарий -- отсекает остаток исходного запроса.</w:t>
+        <w:t>: ' OR 1=1--. Такая строка меняет логику исходного SQL-условия: условие OR 1=1 становится истинным, а комментарий -- отсекает остаток исходного запроса.</w:t>
       </w:r>
     </w:p>
     <w:p>
@@ -10008,6 +10165,7 @@
         <w:pStyle w:val="ab"/>
       </w:pPr>
       <w:r>
+        <w:lastRenderedPageBreak/>
         <w:t>Таблица 10 – Результат обхода авторизации</w:t>
       </w:r>
     </w:p>
@@ -10283,17 +10441,13 @@
     <w:p/>
     <w:p>
       <w:pPr>
-        <w:spacing w:after="80"/>
-        <w:ind w:firstLine="709"/>
-        <w:rPr>
-          <w:rFonts w:eastAsia="Times New Roman"/>
-          <w:sz w:val="24"/>
-        </w:rPr>
-      </w:pPr>
-      <w:r>
-        <w:rPr>
-          <w:rFonts w:eastAsia="Times New Roman"/>
-          <w:sz w:val="24"/>
+        <w:rPr>
+          <w:rFonts w:eastAsia="Times New Roman"/>
+        </w:rPr>
+      </w:pPr>
+      <w:r>
+        <w:rPr>
+          <w:rFonts w:eastAsia="Times New Roman"/>
         </w:rPr>
         <w:t xml:space="preserve">После подтверждения обхода авторизации была проверена возможность вывода произвольных данных через UNION SELECT. Ответ сервера содержал значения </w:t>
       </w:r>
@@ -10301,7 +10455,6 @@
       <w:r>
         <w:rPr>
           <w:rFonts w:eastAsia="Times New Roman"/>
-          <w:sz w:val="24"/>
         </w:rPr>
         <w:t>test_login</w:t>
       </w:r>
@@ -10309,7 +10462,6 @@
       <w:r>
         <w:rPr>
           <w:rFonts w:eastAsia="Times New Roman"/>
-          <w:sz w:val="24"/>
         </w:rPr>
         <w:t xml:space="preserve">, </w:t>
       </w:r>
@@ -10317,7 +10469,6 @@
       <w:r>
         <w:rPr>
           <w:rFonts w:eastAsia="Times New Roman"/>
-          <w:sz w:val="24"/>
         </w:rPr>
         <w:t>test_password</w:t>
       </w:r>
@@ -10325,7 +10476,6 @@
       <w:r>
         <w:rPr>
           <w:rFonts w:eastAsia="Times New Roman"/>
-          <w:sz w:val="24"/>
         </w:rPr>
         <w:t xml:space="preserve"> и </w:t>
       </w:r>
@@ -10333,7 +10483,6 @@
       <w:r>
         <w:rPr>
           <w:rFonts w:eastAsia="Times New Roman"/>
-          <w:sz w:val="24"/>
         </w:rPr>
         <w:t>test_role</w:t>
       </w:r>
@@ -10341,7 +10490,6 @@
       <w:r>
         <w:rPr>
           <w:rFonts w:eastAsia="Times New Roman"/>
-          <w:sz w:val="24"/>
         </w:rPr>
         <w:t>, что показало: исходный запрос авторизации возвращает три колонки, совместимые с текстовыми значениями.</w:t>
       </w:r>
@@ -10471,6 +10619,7 @@
           <w:bCs/>
         </w:rPr>
       </w:pPr>
+      <w:bookmarkStart w:id="13" w:name="_Toc229015485"/>
       <w:r>
         <w:t xml:space="preserve">Извлечение структуры БД, флагов и сведений о </w:t>
       </w:r>
@@ -10478,6 +10627,7 @@
       <w:r>
         <w:t>PostgreSQL</w:t>
       </w:r>
+      <w:bookmarkEnd w:id="13"/>
       <w:proofErr w:type="spellEnd"/>
     </w:p>
     <w:p>
@@ -10542,6 +10692,7 @@
         <w:rPr>
           <w:noProof/>
         </w:rPr>
+        <w:lastRenderedPageBreak/>
         <w:drawing>
           <wp:inline distT="0" distB="0" distL="0" distR="0" wp14:anchorId="1F7138E6" wp14:editId="55A086C7">
             <wp:extent cx="5832000" cy="1608172"/>
@@ -10929,7 +11080,6 @@
         <w:rPr>
           <w:noProof/>
         </w:rPr>
-        <w:lastRenderedPageBreak/>
         <w:drawing>
           <wp:inline distT="0" distB="0" distL="0" distR="0" wp14:anchorId="0A5F551E" wp14:editId="065104B1">
             <wp:extent cx="5832000" cy="2286538"/>
@@ -11326,6 +11476,7 @@
               <w:rPr>
                 <w:bCs/>
               </w:rPr>
+              <w:lastRenderedPageBreak/>
               <w:t>orders</w:t>
             </w:r>
             <w:proofErr w:type="spellEnd"/>
@@ -11786,7 +11937,6 @@
         <w:pStyle w:val="ab"/>
       </w:pPr>
       <w:r>
-        <w:lastRenderedPageBreak/>
         <w:t>Таблица 13 – Найденные флаги</w:t>
       </w:r>
     </w:p>
@@ -12057,6 +12207,7 @@
         <w:rPr>
           <w:rFonts w:eastAsia="Times New Roman"/>
         </w:rPr>
+        <w:lastRenderedPageBreak/>
         <w:t xml:space="preserve">Через тот же UNION-канал были получены характеристики сервера СУБД. Это показывает, что уязвимость позволила выйти за пределы обычной бизнес-логики приложения и получить системную информацию о </w:t>
       </w:r>
       <w:proofErr w:type="spellStart"/>
@@ -12701,6 +12852,7 @@
         <w:rPr>
           <w:noProof/>
         </w:rPr>
+        <w:lastRenderedPageBreak/>
         <w:drawing>
           <wp:inline distT="0" distB="0" distL="0" distR="0" wp14:anchorId="0234B699" wp14:editId="3B4DB03A">
             <wp:extent cx="5832000" cy="1626304"/>
@@ -12965,7 +13117,6 @@
         <w:rPr>
           <w:noProof/>
         </w:rPr>
-        <w:lastRenderedPageBreak/>
         <w:drawing>
           <wp:inline distT="0" distB="0" distL="0" distR="0" wp14:anchorId="2E6E64BA" wp14:editId="5C1B0697">
             <wp:extent cx="5832000" cy="2548927"/>
@@ -13021,14 +13172,11 @@
           <w:bCs/>
         </w:rPr>
       </w:pPr>
-      <w:r>
-        <w:t xml:space="preserve">Извлечение структуры БД, флагов и сведений о </w:t>
-      </w:r>
-      <w:proofErr w:type="spellStart"/>
-      <w:r>
-        <w:t>PostgreSQL</w:t>
-      </w:r>
-      <w:proofErr w:type="spellEnd"/>
+      <w:bookmarkStart w:id="14" w:name="_Toc229015486"/>
+      <w:r>
+        <w:t>Проверка дополнительных параметров на SQL-инъекции</w:t>
+      </w:r>
+      <w:bookmarkEnd w:id="14"/>
     </w:p>
     <w:p>
       <w:r>
@@ -13182,6 +13330,7 @@
               <w:rPr>
                 <w:bCs/>
               </w:rPr>
+              <w:lastRenderedPageBreak/>
               <w:t>GET /</w:t>
             </w:r>
             <w:proofErr w:type="spellStart"/>
@@ -13659,7 +13808,6 @@
         <w:rPr>
           <w:noProof/>
         </w:rPr>
-        <w:lastRenderedPageBreak/>
         <w:drawing>
           <wp:inline distT="0" distB="0" distL="0" distR="0" wp14:anchorId="41C45992" wp14:editId="24AD0889">
             <wp:extent cx="5832000" cy="3007722"/>
@@ -13814,6 +13962,7 @@
         <w:rPr>
           <w:noProof/>
         </w:rPr>
+        <w:lastRenderedPageBreak/>
         <w:drawing>
           <wp:inline distT="0" distB="0" distL="0" distR="0" wp14:anchorId="21329F20" wp14:editId="2E0F5A61">
             <wp:extent cx="5832000" cy="1393453"/>
@@ -14053,14 +14202,7 @@
         <w:rPr>
           <w:rFonts w:eastAsia="Times New Roman"/>
         </w:rPr>
-        <w:t xml:space="preserve"> в заголовке </w:t>
-      </w:r>
-      <w:r>
-        <w:rPr>
-          <w:rFonts w:eastAsia="Times New Roman"/>
-        </w:rPr>
-        <w:lastRenderedPageBreak/>
-        <w:t xml:space="preserve">авторизации. В отчете результат фиксируется в таблице, так как соответствующий ответ был сохранен </w:t>
+        <w:t xml:space="preserve"> в заголовке авторизации. В отчете результат фиксируется в таблице, так как соответствующий ответ был сохранен </w:t>
       </w:r>
       <w:proofErr w:type="spellStart"/>
       <w:r>
@@ -14467,6 +14609,7 @@
         <w:rPr>
           <w:noProof/>
         </w:rPr>
+        <w:lastRenderedPageBreak/>
         <w:drawing>
           <wp:inline distT="0" distB="0" distL="0" distR="0" wp14:anchorId="1E0B0738" wp14:editId="2820A9DD">
             <wp:extent cx="5832000" cy="3114974"/>
@@ -14516,9 +14659,11 @@
       <w:pPr>
         <w:pStyle w:val="21"/>
       </w:pPr>
+      <w:bookmarkStart w:id="15" w:name="_Toc229015487"/>
       <w:r>
         <w:t>Меры защиты от обнаруженных уязвимостей</w:t>
       </w:r>
+      <w:bookmarkEnd w:id="15"/>
     </w:p>
     <w:p>
       <w:pPr>
@@ -14549,25 +14694,9 @@
     </w:p>
     <w:p>
       <w:pPr>
-        <w:rPr>
-          <w:rFonts w:eastAsia="Times New Roman"/>
-        </w:rPr>
-      </w:pPr>
-    </w:p>
-    <w:p>
-      <w:pPr>
-        <w:rPr>
-          <w:rFonts w:eastAsia="Times New Roman"/>
-        </w:rPr>
-      </w:pPr>
-    </w:p>
-    <w:p/>
-    <w:p>
-      <w:pPr>
         <w:pStyle w:val="ab"/>
       </w:pPr>
       <w:r>
-        <w:lastRenderedPageBreak/>
         <w:t>Таблица 18 – Рекомендации по защите</w:t>
       </w:r>
     </w:p>
@@ -15092,6 +15221,7 @@
               <w:rPr>
                 <w:bCs/>
               </w:rPr>
+              <w:lastRenderedPageBreak/>
               <w:t>Werkzeug</w:t>
             </w:r>
             <w:proofErr w:type="spellEnd"/>
@@ -15401,16 +15531,16 @@
           <w:szCs w:val="27"/>
         </w:rPr>
       </w:pPr>
-      <w:bookmarkStart w:id="11" w:name="_Toc224281977"/>
-      <w:bookmarkStart w:id="12" w:name="_Hlk224281988"/>
-      <w:bookmarkStart w:id="13" w:name="_Hlk224283248"/>
-      <w:bookmarkStart w:id="14" w:name="_Toc229005048"/>
+      <w:bookmarkStart w:id="16" w:name="_Toc224281977"/>
+      <w:bookmarkStart w:id="17" w:name="_Hlk224281988"/>
+      <w:bookmarkStart w:id="18" w:name="_Hlk224283248"/>
+      <w:bookmarkStart w:id="19" w:name="_Toc229015488"/>
       <w:r>
         <w:lastRenderedPageBreak/>
         <w:t>Ответы на контрольные вопросы</w:t>
       </w:r>
-      <w:bookmarkEnd w:id="11"/>
-      <w:bookmarkEnd w:id="14"/>
+      <w:bookmarkEnd w:id="16"/>
+      <w:bookmarkEnd w:id="19"/>
     </w:p>
     <w:p>
       <w:pPr>
@@ -15421,9 +15551,9 @@
           <w:bCs/>
         </w:rPr>
       </w:pPr>
-      <w:bookmarkStart w:id="15" w:name="_Toc229005049"/>
-      <w:bookmarkEnd w:id="12"/>
-      <w:bookmarkEnd w:id="13"/>
+      <w:bookmarkStart w:id="20" w:name="_Toc229015489"/>
+      <w:bookmarkEnd w:id="17"/>
+      <w:bookmarkEnd w:id="18"/>
       <w:r>
         <w:t>Какие операции реляционной алгебры не поддерживаются в SQL напрямую</w:t>
       </w:r>
@@ -15435,7 +15565,7 @@
         </w:rPr>
         <w:t>?</w:t>
       </w:r>
-      <w:bookmarkEnd w:id="15"/>
+      <w:bookmarkEnd w:id="20"/>
     </w:p>
     <w:p>
       <w:pPr>
@@ -15511,7 +15641,7 @@
           <w:bCs/>
         </w:rPr>
       </w:pPr>
-      <w:bookmarkStart w:id="16" w:name="_Toc229005050"/>
+      <w:bookmarkStart w:id="21" w:name="_Toc229015490"/>
       <w:r>
         <w:t>В чем особенности NULL значения в SQL</w:t>
       </w:r>
@@ -15523,7 +15653,7 @@
         </w:rPr>
         <w:t>?</w:t>
       </w:r>
-      <w:bookmarkEnd w:id="16"/>
+      <w:bookmarkEnd w:id="21"/>
     </w:p>
     <w:p>
       <w:pPr>
@@ -15643,7 +15773,7 @@
           <w:bCs/>
         </w:rPr>
       </w:pPr>
-      <w:bookmarkStart w:id="17" w:name="_Toc229005051"/>
+      <w:bookmarkStart w:id="22" w:name="_Toc229015491"/>
       <w:r>
         <w:lastRenderedPageBreak/>
         <w:t>Как трехзначная логика влияет на операции агрегирования</w:t>
@@ -15656,7 +15786,7 @@
         </w:rPr>
         <w:t>?</w:t>
       </w:r>
-      <w:bookmarkEnd w:id="17"/>
+      <w:bookmarkEnd w:id="22"/>
     </w:p>
     <w:p>
       <w:pPr>
@@ -15820,7 +15950,7 @@
           <w:bCs/>
         </w:rPr>
       </w:pPr>
-      <w:bookmarkStart w:id="18" w:name="_Toc229005052"/>
+      <w:bookmarkStart w:id="23" w:name="_Toc229015492"/>
       <w:r>
         <w:t>Как трехзначная логика влияет на операции сравнения</w:t>
       </w:r>
@@ -15832,7 +15962,7 @@
         </w:rPr>
         <w:t>?</w:t>
       </w:r>
-      <w:bookmarkEnd w:id="18"/>
+      <w:bookmarkEnd w:id="23"/>
     </w:p>
     <w:p>
       <w:pPr>
@@ -15887,7 +16017,7 @@
           <w:bCs/>
         </w:rPr>
       </w:pPr>
-      <w:bookmarkStart w:id="19" w:name="_Toc229005053"/>
+      <w:bookmarkStart w:id="24" w:name="_Toc229015493"/>
       <w:r>
         <w:t>Как трехзначная логика влияет на операции с множествами</w:t>
       </w:r>
@@ -15899,7 +16029,7 @@
         </w:rPr>
         <w:t>?</w:t>
       </w:r>
-      <w:bookmarkEnd w:id="19"/>
+      <w:bookmarkEnd w:id="24"/>
     </w:p>
     <w:p>
       <w:pPr>
@@ -15954,7 +16084,7 @@
           <w:bCs/>
         </w:rPr>
       </w:pPr>
-      <w:bookmarkStart w:id="20" w:name="_Toc229005054"/>
+      <w:bookmarkStart w:id="25" w:name="_Toc229015494"/>
       <w:r>
         <w:t>Какой порядок приоритета имеют операции UNION, INTERSECT, EXCEPT</w:t>
       </w:r>
@@ -15966,7 +16096,7 @@
         </w:rPr>
         <w:t>?</w:t>
       </w:r>
-      <w:bookmarkEnd w:id="20"/>
+      <w:bookmarkEnd w:id="25"/>
     </w:p>
     <w:p>
       <w:pPr>
@@ -16043,7 +16173,7 @@
           <w:bCs/>
         </w:rPr>
       </w:pPr>
-      <w:bookmarkStart w:id="21" w:name="_Toc229005055"/>
+      <w:bookmarkStart w:id="26" w:name="_Toc229015495"/>
       <w:r>
         <w:lastRenderedPageBreak/>
         <w:t>По каким признакам можно разделить инъекции в языки запросов</w:t>
@@ -16056,7 +16186,7 @@
         </w:rPr>
         <w:t>?</w:t>
       </w:r>
-      <w:bookmarkEnd w:id="21"/>
+      <w:bookmarkEnd w:id="26"/>
     </w:p>
     <w:p>
       <w:pPr>
@@ -16506,7 +16636,7 @@
           <w:bCs/>
         </w:rPr>
       </w:pPr>
-      <w:bookmarkStart w:id="22" w:name="_Toc229005056"/>
+      <w:bookmarkStart w:id="27" w:name="_Toc229015496"/>
       <w:r>
         <w:t xml:space="preserve">Какие техники может использовать злоумышленник для обхода </w:t>
       </w:r>
@@ -16523,7 +16653,7 @@
         </w:rPr>
         <w:t>?</w:t>
       </w:r>
-      <w:bookmarkEnd w:id="22"/>
+      <w:bookmarkEnd w:id="27"/>
     </w:p>
     <w:p>
       <w:pPr>
@@ -16600,7 +16730,7 @@
           <w:bCs/>
         </w:rPr>
       </w:pPr>
-      <w:bookmarkStart w:id="23" w:name="_Toc229005057"/>
+      <w:bookmarkStart w:id="28" w:name="_Toc229015497"/>
       <w:r>
         <w:t xml:space="preserve">В какие типы параметров может быть проведена </w:t>
       </w:r>
@@ -16617,7 +16747,7 @@
         </w:rPr>
         <w:t>?</w:t>
       </w:r>
-      <w:bookmarkEnd w:id="23"/>
+      <w:bookmarkEnd w:id="28"/>
     </w:p>
     <w:p>
       <w:pPr>
@@ -16762,7 +16892,7 @@
           <w:bCs/>
         </w:rPr>
       </w:pPr>
-      <w:bookmarkStart w:id="24" w:name="_Toc229005058"/>
+      <w:bookmarkStart w:id="29" w:name="_Toc229015498"/>
       <w:r>
         <w:t xml:space="preserve">В каких случаях вообще возможна эксплуатация техники </w:t>
       </w:r>
@@ -16779,7 +16909,7 @@
         </w:rPr>
         <w:t>?</w:t>
       </w:r>
-      <w:bookmarkEnd w:id="24"/>
+      <w:bookmarkEnd w:id="29"/>
     </w:p>
     <w:p>
       <w:pPr>
@@ -16987,7 +17117,7 @@
           <w:bCs/>
         </w:rPr>
       </w:pPr>
-      <w:bookmarkStart w:id="25" w:name="_Toc229005059"/>
+      <w:bookmarkStart w:id="30" w:name="_Toc229015499"/>
       <w:r>
         <w:t xml:space="preserve">Как различия синтаксиса различных СУБД влияют на технику </w:t>
       </w:r>
@@ -17007,7 +17137,7 @@
         </w:rPr>
         <w:t>?</w:t>
       </w:r>
-      <w:bookmarkEnd w:id="25"/>
+      <w:bookmarkEnd w:id="30"/>
     </w:p>
     <w:p>
       <w:pPr>
@@ -17571,7 +17701,7 @@
           <w:bCs/>
         </w:rPr>
       </w:pPr>
-      <w:bookmarkStart w:id="26" w:name="_Toc229005060"/>
+      <w:bookmarkStart w:id="31" w:name="_Toc229015500"/>
       <w:r>
         <w:lastRenderedPageBreak/>
         <w:t xml:space="preserve">Зачем злоумышленниками применяются инъекции типа </w:t>
@@ -17589,7 +17719,7 @@
         </w:rPr>
         <w:t>?</w:t>
       </w:r>
-      <w:bookmarkEnd w:id="26"/>
+      <w:bookmarkEnd w:id="31"/>
     </w:p>
     <w:p>
       <w:pPr>
@@ -17797,7 +17927,7 @@
           <w:bCs/>
         </w:rPr>
       </w:pPr>
-      <w:bookmarkStart w:id="27" w:name="_Toc229005061"/>
+      <w:bookmarkStart w:id="32" w:name="_Toc229015501"/>
       <w:r>
         <w:t>В чем заключается техника двойной слепой (</w:t>
       </w:r>
@@ -17822,7 +17952,7 @@
         </w:rPr>
         <w:t>?</w:t>
       </w:r>
-      <w:bookmarkEnd w:id="27"/>
+      <w:bookmarkEnd w:id="32"/>
     </w:p>
     <w:p>
       <w:pPr>
@@ -18042,12 +18172,12 @@
         <w:ind w:firstLine="0"/>
         <w:jc w:val="center"/>
       </w:pPr>
-      <w:bookmarkStart w:id="28" w:name="_Toc229005062"/>
+      <w:bookmarkStart w:id="33" w:name="_Toc229015502"/>
       <w:r>
         <w:lastRenderedPageBreak/>
         <w:t>Выводы</w:t>
       </w:r>
-      <w:bookmarkEnd w:id="28"/>
+      <w:bookmarkEnd w:id="33"/>
     </w:p>
     <w:p>
       <w:r>
@@ -18340,12 +18470,12 @@
       <w:r>
         <w:br w:type="page"/>
       </w:r>
-      <w:bookmarkStart w:id="29" w:name="_Toc229005063"/>
+      <w:bookmarkStart w:id="34" w:name="_Toc229015503"/>
       <w:r>
         <w:lastRenderedPageBreak/>
         <w:t>Список используемых источников</w:t>
       </w:r>
-      <w:bookmarkEnd w:id="29"/>
+      <w:bookmarkEnd w:id="34"/>
     </w:p>
     <w:p>
       <w:pPr>
@@ -18463,35 +18593,50 @@
         <w:rPr>
           <w:lang w:val="en-US"/>
         </w:rPr>
-        <w:t xml:space="preserve">The PostgreSQL Global Development Group. PostgreSQL Documentation: GRANT. — </w:t>
-      </w:r>
-      <w:r>
+        <w:t xml:space="preserve">The PostgreSQL Global Development Group. PostgreSQL Documentation: </w:t>
+      </w:r>
+      <w:proofErr w:type="spellStart"/>
+      <w:r>
+        <w:rPr>
+          <w:lang w:val="en-US"/>
+        </w:rPr>
+        <w:t>libpq</w:t>
+      </w:r>
+      <w:proofErr w:type="spellEnd"/>
+      <w:r>
+        <w:rPr>
+          <w:lang w:val="en-US"/>
+        </w:rPr>
+        <w:t xml:space="preserve"> and SQL parameterization. — </w:t>
+      </w:r>
+      <w:proofErr w:type="spellStart"/>
+      <w:r>
+        <w:rPr>
+          <w:lang w:val="en-US"/>
+        </w:rPr>
         <w:t>Режим</w:t>
       </w:r>
+      <w:proofErr w:type="spellEnd"/>
       <w:r>
         <w:rPr>
           <w:lang w:val="en-US"/>
         </w:rPr>
         <w:t xml:space="preserve"> </w:t>
       </w:r>
-      <w:r>
+      <w:proofErr w:type="spellStart"/>
+      <w:r>
+        <w:rPr>
+          <w:lang w:val="en-US"/>
+        </w:rPr>
         <w:t>доступа</w:t>
       </w:r>
+      <w:proofErr w:type="spellEnd"/>
       <w:r>
         <w:rPr>
           <w:lang w:val="en-US"/>
         </w:rPr>
-        <w:t xml:space="preserve">: </w:t>
-      </w:r>
-      <w:hyperlink r:id="rId24" w:history="1">
-        <w:r>
-          <w:rPr>
-            <w:rStyle w:val="aff2"/>
-            <w:lang w:val="en-US"/>
-          </w:rPr>
-          <w:t>https://www.postgresql.org/docs/current/sql-grant.html</w:t>
-        </w:r>
-      </w:hyperlink>
+        <w:t>: https://www.postgresql.org/docs/current/libpq-exec.html</w:t>
+      </w:r>
     </w:p>
     <w:p>
       <w:pPr>
@@ -18509,67 +18654,6 @@
         <w:rPr>
           <w:lang w:val="en-US"/>
         </w:rPr>
-        <w:t xml:space="preserve">The PostgreSQL Global Development Group. PostgreSQL Documentation: </w:t>
-      </w:r>
-      <w:proofErr w:type="spellStart"/>
-      <w:r>
-        <w:rPr>
-          <w:lang w:val="en-US"/>
-        </w:rPr>
-        <w:t>libpq</w:t>
-      </w:r>
-      <w:proofErr w:type="spellEnd"/>
-      <w:r>
-        <w:rPr>
-          <w:lang w:val="en-US"/>
-        </w:rPr>
-        <w:t xml:space="preserve"> and SQL parameterization. — </w:t>
-      </w:r>
-      <w:proofErr w:type="spellStart"/>
-      <w:r>
-        <w:rPr>
-          <w:lang w:val="en-US"/>
-        </w:rPr>
-        <w:t>Режим</w:t>
-      </w:r>
-      <w:proofErr w:type="spellEnd"/>
-      <w:r>
-        <w:rPr>
-          <w:lang w:val="en-US"/>
-        </w:rPr>
-        <w:t xml:space="preserve"> </w:t>
-      </w:r>
-      <w:proofErr w:type="spellStart"/>
-      <w:r>
-        <w:rPr>
-          <w:lang w:val="en-US"/>
-        </w:rPr>
-        <w:t>доступа</w:t>
-      </w:r>
-      <w:proofErr w:type="spellEnd"/>
-      <w:r>
-        <w:rPr>
-          <w:lang w:val="en-US"/>
-        </w:rPr>
-        <w:t>: https://www.postgresql.org/docs/current/libpq-exec.html</w:t>
-      </w:r>
-    </w:p>
-    <w:p>
-      <w:pPr>
-        <w:pStyle w:val="a2"/>
-        <w:numPr>
-          <w:ilvl w:val="0"/>
-          <w:numId w:val="33"/>
-        </w:numPr>
-        <w:ind w:left="0" w:firstLine="851"/>
-        <w:rPr>
-          <w:lang w:val="en-US"/>
-        </w:rPr>
-      </w:pPr>
-      <w:r>
-        <w:rPr>
-          <w:lang w:val="en-US"/>
-        </w:rPr>
         <w:t xml:space="preserve">OWASP Foundation. SQL Injection Prevention Cheat Sheet. — </w:t>
       </w:r>
       <w:proofErr w:type="spellStart"/>
@@ -18623,7 +18707,7 @@
       </w:pPr>
     </w:p>
     <w:sectPr>
-      <w:footerReference w:type="default" r:id="rId25"/>
+      <w:footerReference w:type="default" r:id="rId24"/>
       <w:pgSz w:w="11906" w:h="16838"/>
       <w:pgMar w:top="1134" w:right="850" w:bottom="1134" w:left="1134" w:header="708" w:footer="708" w:gutter="0"/>
       <w:cols w:space="708"/>
